--- a/Documentacion/07 Plan y Seguimiento del Sprint 2.docx
+++ b/Documentacion/07 Plan y Seguimiento del Sprint 2.docx
@@ -408,7 +408,27 @@
                 <w:szCs w:val="28"/>
                 <w:lang w:val="es-EC"/>
               </w:rPr>
-              <w:t>squez, Mgtr.,</w:t>
+              <w:t xml:space="preserve">squez, </w:t>
+            </w:r>
+            <w:proofErr w:type="spellStart"/>
+            <w:r>
+              <w:rPr>
+                <w:rFonts w:ascii="Verdana" w:hAnsi="Verdana" w:cs="Times New Roman"/>
+                <w:sz w:val="28"/>
+                <w:szCs w:val="28"/>
+                <w:lang w:val="es-EC"/>
+              </w:rPr>
+              <w:t>Mgtr</w:t>
+            </w:r>
+            <w:proofErr w:type="spellEnd"/>
+            <w:r>
+              <w:rPr>
+                <w:rFonts w:ascii="Verdana" w:hAnsi="Verdana" w:cs="Times New Roman"/>
+                <w:sz w:val="28"/>
+                <w:szCs w:val="28"/>
+                <w:lang w:val="es-EC"/>
+              </w:rPr>
+              <w:t>.,</w:t>
             </w:r>
             <w:proofErr w:type="spellStart"/>
             <w:r>
@@ -3796,8 +3816,8 @@
       <w:tblGrid>
         <w:gridCol w:w="1153"/>
         <w:gridCol w:w="1535"/>
-        <w:gridCol w:w="3838"/>
-        <w:gridCol w:w="2824"/>
+        <w:gridCol w:w="4154"/>
+        <w:gridCol w:w="2508"/>
       </w:tblGrid>
       <w:tr>
         <w:tc>
@@ -4463,9 +4483,111 @@
           </w:p>
         </w:tc>
       </w:tr>
+      <w:tr>
+        <w:tc>
+          <w:tcPr>
+            <w:tcW w:w="0" w:type="auto"/>
+          </w:tcPr>
+          <w:p>
+            <w:pPr>
+              <w:rPr>
+                <w:rFonts w:ascii="Verdana" w:hAnsi="Verdana"/>
+                <w:lang w:val="es-EC"/>
+              </w:rPr>
+            </w:pPr>
+            <w:r>
+              <w:rPr>
+                <w:rFonts w:ascii="Verdana" w:hAnsi="Verdana"/>
+                <w:lang w:val="es-EC"/>
+              </w:rPr>
+              <w:lastRenderedPageBreak/>
+              <w:t>1.1</w:t>
+            </w:r>
+          </w:p>
+        </w:tc>
+        <w:tc>
+          <w:tcPr>
+            <w:tcW w:w="0" w:type="auto"/>
+          </w:tcPr>
+          <w:p>
+            <w:pPr>
+              <w:rPr>
+                <w:rFonts w:ascii="Verdana" w:hAnsi="Verdana"/>
+                <w:lang w:val="es-EC"/>
+              </w:rPr>
+            </w:pPr>
+            <w:r>
+              <w:rPr>
+                <w:rFonts w:ascii="Verdana" w:hAnsi="Verdana"/>
+                <w:lang w:val="es-EC"/>
+              </w:rPr>
+              <w:t>04/04/2026</w:t>
+            </w:r>
+          </w:p>
+        </w:tc>
+        <w:tc>
+          <w:tcPr>
+            <w:tcW w:w="0" w:type="auto"/>
+          </w:tcPr>
+          <w:p>
+            <w:pPr>
+              <w:rPr>
+                <w:rFonts w:ascii="Verdana" w:hAnsi="Verdana"/>
+                <w:lang w:val="es-US"/>
+              </w:rPr>
+            </w:pPr>
+            <w:r>
+              <w:rPr>
+                <w:rFonts w:ascii="Verdana" w:hAnsi="Verdana"/>
+                <w:lang w:val="es-US"/>
+              </w:rPr>
+              <w:t>Actualización del seguimiento de unidades de trabajo, revisión del modelo conceptual y consolidación del diagrama UML según subtareas registradas en Jira.</w:t>
+            </w:r>
+          </w:p>
+          <w:p>
+            <w:pPr>
+              <w:rPr>
+                <w:rFonts w:ascii="Verdana" w:hAnsi="Verdana"/>
+                <w:lang w:val="es-EC"/>
+              </w:rPr>
+            </w:pPr>
+          </w:p>
+        </w:tc>
+        <w:tc>
+          <w:tcPr>
+            <w:tcW w:w="0" w:type="auto"/>
+          </w:tcPr>
+          <w:p>
+            <w:pPr>
+              <w:rPr>
+                <w:rFonts w:ascii="Verdana" w:hAnsi="Verdana"/>
+              </w:rPr>
+            </w:pPr>
+            <w:r>
+              <w:rPr>
+                <w:rFonts w:ascii="Verdana" w:hAnsi="Verdana"/>
+              </w:rPr>
+              <w:t>Kevin Carriel Bonoso</w:t>
+            </w:r>
+          </w:p>
+          <w:p>
+            <w:pPr>
+              <w:rPr>
+                <w:rFonts w:ascii="Verdana" w:hAnsi="Verdana"/>
+                <w:lang w:val="es-EC"/>
+              </w:rPr>
+            </w:pPr>
+          </w:p>
+        </w:tc>
+      </w:tr>
     </w:tbl>
     <w:p>
       <w:pPr>
+        <w:pStyle w:val="Ttulo1"/>
+        <w:tabs>
+          <w:tab w:val="left" w:pos="3675"/>
+        </w:tabs>
+        <w:spacing w:before="120" w:after="120"/>
         <w:rPr>
           <w:lang w:val="es-EC"/>
         </w:rPr>
@@ -6025,6 +6147,7 @@
         </w:rPr>
       </w:pPr>
       <w:bookmarkStart w:id="12" w:name="_Toc238899022"/>
+      <w:proofErr w:type="spellStart"/>
       <w:r>
         <w:rPr>
           <w:rFonts w:ascii="Verdana" w:hAnsi="Verdana"/>
@@ -6034,7 +6157,19 @@
           <w:sz w:val="22"/>
           <w:szCs w:val="22"/>
         </w:rPr>
-        <w:t xml:space="preserve">Tabla </w:t>
+        <w:t>Tabla</w:t>
+      </w:r>
+      <w:proofErr w:type="spellEnd"/>
+      <w:r>
+        <w:rPr>
+          <w:rFonts w:ascii="Verdana" w:hAnsi="Verdana"/>
+          <w:b w:val="0"/>
+          <w:bCs w:val="0"/>
+          <w:color w:val="000000" w:themeColor="text1"/>
+          <w:sz w:val="22"/>
+          <w:szCs w:val="22"/>
+        </w:rPr>
+        <w:t xml:space="preserve"> </w:t>
       </w:r>
       <w:r>
         <w:rPr>
@@ -7130,6 +7265,7 @@
           <w:color w:val="000000" w:themeColor="text1"/>
           <w:sz w:val="22"/>
           <w:szCs w:val="22"/>
+          <w:lang w:val="es-US"/>
         </w:rPr>
         <w:t xml:space="preserve">Tabla </w:t>
       </w:r>
@@ -7152,6 +7288,7 @@
           <w:color w:val="000000" w:themeColor="text1"/>
           <w:sz w:val="22"/>
           <w:szCs w:val="22"/>
+          <w:lang w:val="es-US"/>
         </w:rPr>
         <w:instrText xml:space="preserve"> SEQ Tabla \* ARABIC </w:instrText>
       </w:r>
@@ -7175,6 +7312,7 @@
           <w:color w:val="000000" w:themeColor="text1"/>
           <w:sz w:val="22"/>
           <w:szCs w:val="22"/>
+          <w:lang w:val="es-US"/>
         </w:rPr>
         <w:t>3</w:t>
       </w:r>
@@ -7197,46 +7335,10 @@
           <w:color w:val="000000" w:themeColor="text1"/>
           <w:sz w:val="22"/>
           <w:szCs w:val="22"/>
+          <w:lang w:val="es-US"/>
         </w:rPr>
-        <w:t xml:space="preserve"> </w:t>
+        <w:t xml:space="preserve"> Unidades de Trabajo</w:t>
       </w:r>
-      <w:proofErr w:type="spellStart"/>
-      <w:r>
-        <w:rPr>
-          <w:rFonts w:ascii="Verdana" w:hAnsi="Verdana"/>
-          <w:b w:val="0"/>
-          <w:bCs w:val="0"/>
-          <w:color w:val="000000" w:themeColor="text1"/>
-          <w:sz w:val="22"/>
-          <w:szCs w:val="22"/>
-        </w:rPr>
-        <w:t>Unidades</w:t>
-      </w:r>
-      <w:proofErr w:type="spellEnd"/>
-      <w:r>
-        <w:rPr>
-          <w:rFonts w:ascii="Verdana" w:hAnsi="Verdana"/>
-          <w:b w:val="0"/>
-          <w:bCs w:val="0"/>
-          <w:color w:val="000000" w:themeColor="text1"/>
-          <w:sz w:val="22"/>
-          <w:szCs w:val="22"/>
-        </w:rPr>
-        <w:t xml:space="preserve"> de </w:t>
-      </w:r>
-      <w:proofErr w:type="spellStart"/>
-      <w:r>
-        <w:rPr>
-          <w:rFonts w:ascii="Verdana" w:hAnsi="Verdana"/>
-          <w:b w:val="0"/>
-          <w:bCs w:val="0"/>
-          <w:color w:val="000000" w:themeColor="text1"/>
-          <w:sz w:val="22"/>
-          <w:szCs w:val="22"/>
-        </w:rPr>
-        <w:t>Trabajo</w:t>
-      </w:r>
-      <w:proofErr w:type="spellEnd"/>
     </w:p>
     <w:p>
       <w:pPr>
@@ -8943,6 +9045,7 @@
       <w:bookmarkStart w:id="21" w:name="_Toc238899025"/>
       <w:bookmarkEnd w:id="4"/>
       <w:bookmarkEnd w:id="5"/>
+      <w:proofErr w:type="spellStart"/>
       <w:r>
         <w:rPr>
           <w:rFonts w:ascii="Verdana" w:hAnsi="Verdana"/>
@@ -8952,7 +9055,19 @@
           <w:sz w:val="22"/>
           <w:szCs w:val="22"/>
         </w:rPr>
-        <w:t xml:space="preserve">Tabla </w:t>
+        <w:t>Tabla</w:t>
+      </w:r>
+      <w:proofErr w:type="spellEnd"/>
+      <w:r>
+        <w:rPr>
+          <w:rFonts w:ascii="Verdana" w:hAnsi="Verdana"/>
+          <w:b w:val="0"/>
+          <w:bCs w:val="0"/>
+          <w:color w:val="000000" w:themeColor="text1"/>
+          <w:sz w:val="22"/>
+          <w:szCs w:val="22"/>
+        </w:rPr>
+        <w:t xml:space="preserve"> </w:t>
       </w:r>
       <w:r>
         <w:rPr>
